--- a/Quanta, Actually - SERIES/QED Course/chapters/Lesson 13 Momentum and Position.docx
+++ b/Quanta, Actually - SERIES/QED Course/chapters/Lesson 13 Momentum and Position.docx
@@ -17,7 +17,7 @@
         <w:jc w:val="center"/>
       </w:pPr>
       <w:r>
-        <w:t>Lesson 13 of the Complete Quantum Electrodynamics Course</w:t>
+        <w:t>Lesson 13 of Quantum, Actually, Volume 2: A QED Course</w:t>
       </w:r>
     </w:p>
     <w:p>
@@ -749,7 +749,52 @@
     </w:p>
     <w:p>
       <w:r>
-        <w:t>Find ψ̃(p) for the Gaussian ψ(x) = (πa²)^(−1/4)e^(−x²/2a²) of Lesson 10. This is the Gaussian transform computed in Worked example 6 of Lesson 2, with k = p/ℏ, so ψ̃(p) = (πa²)^(−1/4)∫e^(−x²/2a²)e^(−ipx/ℏ)dx. Completing the square as in that example gives</w:t>
+        <w:t>Find ψ̃(p) for the Gaussian ψ(x) = (πa²)</w:t>
+      </w:r>
+      <w:r>
+        <w:rPr>
+          <w:vertAlign w:val="superscript"/>
+        </w:rPr>
+        <w:t>−1/4</w:t>
+      </w:r>
+      <w:r>
+        <w:t>e</w:t>
+      </w:r>
+      <w:r>
+        <w:rPr>
+          <w:vertAlign w:val="superscript"/>
+        </w:rPr>
+        <w:t>−x²/2a²</w:t>
+      </w:r>
+      <w:r>
+        <w:t xml:space="preserve"> of Lesson 10. This is the Gaussian transform computed in Worked example 6 of Lesson 2, with k = p/ℏ, so ψ̃(p) = (πa²)</w:t>
+      </w:r>
+      <w:r>
+        <w:rPr>
+          <w:vertAlign w:val="superscript"/>
+        </w:rPr>
+        <w:t>−1/4</w:t>
+      </w:r>
+      <w:r>
+        <w:t>∫e</w:t>
+      </w:r>
+      <w:r>
+        <w:rPr>
+          <w:vertAlign w:val="superscript"/>
+        </w:rPr>
+        <w:t>−x²/2a²</w:t>
+      </w:r>
+      <w:r>
+        <w:t>e</w:t>
+      </w:r>
+      <w:r>
+        <w:rPr>
+          <w:vertAlign w:val="superscript"/>
+        </w:rPr>
+        <w:t>−ipx/ℏ</w:t>
+      </w:r>
+      <w:r>
+        <w:t>dx. Completing the square as in that example gives</w:t>
       </w:r>
     </w:p>
     <w:p>
@@ -1152,7 +1197,16 @@
     </w:p>
     <w:p>
       <w:r>
-        <w:t>Starting from iℏ∂_tψ = −(ℏ²/2m)∂ₓ²ψ and using the rule of Lesson 2 that a space derivative becomes multiplication by ip/ℏ under the Fourier transform (adjusting the convention there to match this lesson's momentum variable),</w:t>
+        <w:t>Starting from iℏ∂</w:t>
+      </w:r>
+      <w:r>
+        <w:rPr>
+          <w:vertAlign w:val="subscript"/>
+        </w:rPr>
+        <w:t>t</w:t>
+      </w:r>
+      <w:r>
+        <w:t>ψ = −(ℏ²/2m)∂ₓ²ψ and using the rule of Lesson 2 that a space derivative becomes multiplication by ip/ℏ under the Fourier transform (adjusting the convention there to match this lesson's momentum variable),</w:t>
       </w:r>
     </w:p>
     <w:p>
@@ -1479,7 +1533,43 @@
     </w:p>
     <w:p>
       <w:r>
-        <w:t>Carry through the Gaussian wave packet evolution promised in Worked example 3 of Lesson 12. With ψ̃(p, 0) = (4πℏ²/a²)^(1/4)e^(−a²p²/2ℏ²)e^(−ik₀ax) (a carrier added as a phase, equivalently a shift p → p−ℏk₀ in the Gaussian), the time-evolved ψ̃(p,t) has an extra phase e^(−ip²t/2mℏ). This is again a Gaussian in p, but with a complex width parameter a² → a² + iℏt/m, whose real part gives the position-space spreading a(t) = a√(1+(ℏt/ma²)²) quoted in Lesson 12, now derived rather than merely stated.</w:t>
+        <w:t>Carry through the Gaussian wave packet evolution promised in Worked example 3 of Lesson 12. With ψ̃(p, 0) = (4πℏ²/a²)</w:t>
+      </w:r>
+      <w:r>
+        <w:rPr>
+          <w:vertAlign w:val="superscript"/>
+        </w:rPr>
+        <w:t>1/4</w:t>
+      </w:r>
+      <w:r>
+        <w:t>e</w:t>
+      </w:r>
+      <w:r>
+        <w:rPr>
+          <w:vertAlign w:val="superscript"/>
+        </w:rPr>
+        <w:t>−a²p²/2ℏ²</w:t>
+      </w:r>
+      <w:r>
+        <w:t>e</w:t>
+      </w:r>
+      <w:r>
+        <w:rPr>
+          <w:vertAlign w:val="superscript"/>
+        </w:rPr>
+        <w:t>−ik₀ax</w:t>
+      </w:r>
+      <w:r>
+        <w:t xml:space="preserve"> (a carrier added as a phase, equivalently a shift p → p−ℏk₀ in the Gaussian), the time-evolved ψ̃(p,t) has an extra phase e</w:t>
+      </w:r>
+      <w:r>
+        <w:rPr>
+          <w:vertAlign w:val="superscript"/>
+        </w:rPr>
+        <w:t>−ip²t/2mℏ</w:t>
+      </w:r>
+      <w:r>
+        <w:t>. This is again a Gaussian in p, but with a complex width parameter a² → a² + iℏt/m, whose real part gives the position-space spreading a(t) = a√(1+(ℏt/ma²)²) quoted in Lesson 12, now derived rather than merely stated.</w:t>
       </w:r>
     </w:p>
     <w:p>
@@ -1566,7 +1656,25 @@
     </w:p>
     <w:p>
       <w:r>
-        <w:t>Confirm that the Gaussian of Worked example 1 saturates the bound. From Lesson 10, σₓ = a/√2. From ψ̃(p) = (4πℏ²/a²)^(1/4)e^(−a²p²/2ℏ²), the same Gaussian computation with a replaced by ℏ/a gives σₚ = ℏ/(a√2), matching Exercise 3 of Lesson 11. Then σₓσₚ = (a/√2)(ℏ/(a√2)) = ℏ/2 exactly, confirming the Gaussian saturates the inequality.</w:t>
+        <w:t>Confirm that the Gaussian of Worked example 1 saturates the bound. From Lesson 10, σₓ = a/√2. From ψ̃(p) = (4πℏ²/a²)</w:t>
+      </w:r>
+      <w:r>
+        <w:rPr>
+          <w:vertAlign w:val="superscript"/>
+        </w:rPr>
+        <w:t>1/4</w:t>
+      </w:r>
+      <w:r>
+        <w:t>e</w:t>
+      </w:r>
+      <w:r>
+        <w:rPr>
+          <w:vertAlign w:val="superscript"/>
+        </w:rPr>
+        <w:t>−a²p²/2ℏ²</w:t>
+      </w:r>
+      <w:r>
+        <w:t>, the same Gaussian computation with a replaced by ℏ/a gives σₚ = ℏ/(a√2), matching Exercise 3 of Lesson 11. Then σₓσₚ = (a/√2)(ℏ/(a√2)) = ℏ/2 exactly, confirming the Gaussian saturates the inequality.</w:t>
       </w:r>
     </w:p>
     <w:p>
@@ -1858,7 +1966,16 @@
     </w:p>
     <w:p>
       <w:r>
-        <w:t>Verify K solves the free Schrödinger equation in the variable (x,t) for fixed (x′,0), away from t=0. Direct differentiation of K = √(m/2πiℏt) e^(im(x−x′)²/2ℏt) gives ∂ₜK and ∂ₓ²K; substituting into iℏ∂ₜK = −(ℏ²/2m)∂ₓ²K and canceling the common exponential factor reduces the check to an identity among the prefactor's t-dependence and the exponent's x and t dependence, confirmed by the same algebra used to verify a Gaussian solves the diffusion-type equation of Lesson 2, Section 7.4, continued to imaginary diffusion constant.</w:t>
+        <w:t>Verify K solves the free Schrödinger equation in the variable (x,t) for fixed (x′,0), away from t=0. Direct differentiation of K = √(m/2πiℏt) e</w:t>
+      </w:r>
+      <w:r>
+        <w:rPr>
+          <w:vertAlign w:val="superscript"/>
+        </w:rPr>
+        <w:t>im(x−x′)²/2ℏt</w:t>
+      </w:r>
+      <w:r>
+        <w:t xml:space="preserve"> gives ∂ₜK and ∂ₓ²K; substituting into iℏ∂ₜK = −(ℏ²/2m)∂ₓ²K and canceling the common exponential factor reduces the check to an identity among the prefactor's t-dependence and the exponent's x and t dependence, confirmed by the same algebra used to verify a Gaussian solves the diffusion-type equation of Lesson 2, Section 7.4, continued to imaginary diffusion constant.</w:t>
       </w:r>
     </w:p>
     <w:p>
@@ -1879,7 +1996,25 @@
     </w:p>
     <w:p>
       <w:r>
-        <w:t>The position-space ground state of the harmonic oscillator satisfies âφ₀ = 0, that is, √(mω₀/2ℏ)(x̂+ip̂/mω₀)φ₀ = 0, giving the first-order equation ℏφ₀′ = −mω₀xφ₀, solved by the Gaussian φ₀(x) = (mω₀/πℏ)^(1/4)e^(−mω₀x²/2ℏ).</w:t>
+        <w:t>The position-space ground state of the harmonic oscillator satisfies âφ₀ = 0, that is, √(mω₀/2ℏ)(x̂+ip̂/mω₀)φ₀ = 0, giving the first-order equation ℏφ₀′ = −mω₀xφ₀, solved by the Gaussian φ₀(x) = (mω₀/πℏ)</w:t>
+      </w:r>
+      <w:r>
+        <w:rPr>
+          <w:vertAlign w:val="superscript"/>
+        </w:rPr>
+        <w:t>1/4</w:t>
+      </w:r>
+      <w:r>
+        <w:t>e</w:t>
+      </w:r>
+      <w:r>
+        <w:rPr>
+          <w:vertAlign w:val="superscript"/>
+        </w:rPr>
+        <w:t>−mω₀x²/2ℏ</w:t>
+      </w:r>
+      <w:r>
+        <w:t>.</w:t>
       </w:r>
     </w:p>
     <w:p>
@@ -2048,7 +2183,16 @@
     </w:p>
     <w:p>
       <w:r>
-        <w:t>Everything in this lesson can be summarized in the language of Lesson 1. The physical state is an abstract vector |ψ⟩ in Hilbert space. Position space represents it by the array of coefficients ψ(x) = ⟨x|ψ⟩ in the (continuous, non-normalizable) position basis {|x⟩}; momentum space represents it by ψ̃(p) = ⟨p|ψ⟩ in the momentum basis {|p⟩}, up to the 2πℏ normalization convention of Section 1.1. The two bases are related by ⟨x|p⟩ = e^(ipx/ℏ), the plane wave, analogous to a change-of-basis matrix in Lesson 1's Section 4.4, generalized to a continuous index.</w:t>
+        <w:t>Everything in this lesson can be summarized in the language of Lesson 1. The physical state is an abstract vector |ψ⟩ in Hilbert space. Position space represents it by the array of coefficients ψ(x) = ⟨x|ψ⟩ in the (continuous, non-normalizable) position basis {|x⟩}; momentum space represents it by ψ̃(p) = ⟨p|ψ⟩ in the momentum basis {|p⟩}, up to the 2πℏ normalization convention of Section 1.1. The two bases are related by ⟨x|p⟩ = e</w:t>
+      </w:r>
+      <w:r>
+        <w:rPr>
+          <w:vertAlign w:val="superscript"/>
+        </w:rPr>
+        <w:t>ipx/ℏ</w:t>
+      </w:r>
+      <w:r>
+        <w:t>, the plane wave, analogous to a change-of-basis matrix in Lesson 1's Section 4.4, generalized to a continuous index.</w:t>
       </w:r>
     </w:p>
     <w:p>
@@ -2075,7 +2219,25 @@
     </w:p>
     <w:p>
       <w:r>
-        <w:t>Compute ⟨p|x⟩ and confirm it is the complex conjugate of ⟨x|p⟩. Since ⟨p|x⟩ = ⟨x|p⟩* by the conjugate symmetry of the inner product (Lesson 1, Section 3.1), and ⟨x|p⟩ = e^(ipx/ℏ), ⟨p|x⟩ = e^(−ipx/ℏ), consistent with the two Fourier transform conventions of Section 1.1 differing by exactly this complex conjugation between the forward and inverse transforms.</w:t>
+        <w:t>Compute ⟨p|x⟩ and confirm it is the complex conjugate of ⟨x|p⟩. Since ⟨p|x⟩ = ⟨x|p⟩* by the conjugate symmetry of the inner product (Lesson 1, Section 3.1), and ⟨x|p⟩ = e</w:t>
+      </w:r>
+      <w:r>
+        <w:rPr>
+          <w:vertAlign w:val="superscript"/>
+        </w:rPr>
+        <w:t>ipx/ℏ</w:t>
+      </w:r>
+      <w:r>
+        <w:t>, ⟨p|x⟩ = e</w:t>
+      </w:r>
+      <w:r>
+        <w:rPr>
+          <w:vertAlign w:val="superscript"/>
+        </w:rPr>
+        <w:t>−ipx/ℏ</w:t>
+      </w:r>
+      <w:r>
+        <w:t>, consistent with the two Fourier transform conventions of Section 1.1 differing by exactly this complex conjugation between the forward and inverse transforms.</w:t>
       </w:r>
     </w:p>
     <w:p>
@@ -2611,7 +2773,31 @@
           </w:tcPr>
           <w:p>
             <w:r>
-              <w:t>Carry out the Gaussian integral of Worked example 1 explicitly to find the normalization constant of ψ̃(p) for ψ(x) = (πa²)^(−1/4)e^(−x²/2a²), and verify ∫(dp/2πℏ)|ψ̃(p)|² = 1.</w:t>
+              <w:rPr>
+                <w:b/>
+              </w:rPr>
+              <w:t>Extension.</w:t>
+            </w:r>
+            <w:r>
+              <w:t xml:space="preserve"> Carry out the Gaussian integral of Worked example 1 explicitly to find the normalization constant of ψ̃(p) for ψ(x) = (πa²)</w:t>
+            </w:r>
+            <w:r>
+              <w:rPr>
+                <w:vertAlign w:val="superscript"/>
+              </w:rPr>
+              <w:t>−1/4</w:t>
+            </w:r>
+            <w:r>
+              <w:t>e</w:t>
+            </w:r>
+            <w:r>
+              <w:rPr>
+                <w:vertAlign w:val="superscript"/>
+              </w:rPr>
+              <w:t>−x²/2a²</w:t>
+            </w:r>
+            <w:r>
+              <w:t>, and verify ∫(dp/2πℏ)|ψ̃(p)|² = 1.</w:t>
             </w:r>
           </w:p>
         </w:tc>
@@ -2649,7 +2835,13 @@
           </w:tcPr>
           <w:p>
             <w:r>
-              <w:t>Find ψ̃(p) for ψ(x) = √(2/L)sin(πx/L) on 0 &lt; x &lt; L (zero outside), the ground state of the infinite well, and identify the two momenta that dominate the distribution.</w:t>
+              <w:rPr>
+                <w:b/>
+              </w:rPr>
+              <w:t>Extension.</w:t>
+            </w:r>
+            <w:r>
+              <w:t xml:space="preserve"> Find ψ̃(p) for ψ(x) = √(2/L)sin(πx/L) on 0 &lt; x &lt; L (zero outside), the ground state of the infinite well, and identify the two momenta that dominate the distribution.</w:t>
             </w:r>
           </w:p>
         </w:tc>
@@ -2685,7 +2877,13 @@
           </w:tcPr>
           <w:p>
             <w:r>
-              <w:t>Show that ⟨p̂⟩ computed from ψ̃(p) for the well ground state of Exercise 2 equals zero, and explain this physically in terms of the two dominant momenta found there.</w:t>
+              <w:rPr>
+                <w:b/>
+              </w:rPr>
+              <w:t>Core.</w:t>
+            </w:r>
+            <w:r>
+              <w:t xml:space="preserve"> Show that ⟨p̂⟩ computed from ψ̃(p) for the well ground state of Exercise 2 equals zero, and explain this physically in terms of the two dominant momenta found there.</w:t>
             </w:r>
           </w:p>
         </w:tc>
@@ -2723,7 +2921,22 @@
           </w:tcPr>
           <w:p>
             <w:r>
-              <w:t>Starting from ψ(x) = ∫(dp/2πℏ)ψ̃(p)e^(ipx/ℏ), differentiate under the integral sign to show x̂ψ̃(p) = iℏdψ̃/dp is the correct operator to reproduce multiplication by x in position space.</w:t>
+              <w:rPr>
+                <w:b/>
+              </w:rPr>
+              <w:t>Extension.</w:t>
+            </w:r>
+            <w:r>
+              <w:t xml:space="preserve"> Starting from ψ(x) = ∫(dp/2πℏ)ψ̃(p)e</w:t>
+            </w:r>
+            <w:r>
+              <w:rPr>
+                <w:vertAlign w:val="superscript"/>
+              </w:rPr>
+              <w:t>ipx/ℏ</w:t>
+            </w:r>
+            <w:r>
+              <w:t>, differentiate under the integral sign to show x̂ψ̃(p) = iℏdψ̃/dp is the correct operator to reproduce multiplication by x in position space.</w:t>
             </w:r>
           </w:p>
         </w:tc>
@@ -2759,7 +2972,22 @@
           </w:tcPr>
           <w:p>
             <w:r>
-              <w:t>Verify by direct substitution that ψ̃(p,t) = ψ̃(p,0)e^(−ip²t/2mℏ) solves iℏ∂ₜψ̃ = (p²/2m)ψ̃.</w:t>
+              <w:rPr>
+                <w:b/>
+              </w:rPr>
+              <w:t>Core.</w:t>
+            </w:r>
+            <w:r>
+              <w:t xml:space="preserve"> Verify by direct substitution that ψ̃(p,t) = ψ̃(p,0)e</w:t>
+            </w:r>
+            <w:r>
+              <w:rPr>
+                <w:vertAlign w:val="superscript"/>
+              </w:rPr>
+              <w:t>−ip²t/2mℏ</w:t>
+            </w:r>
+            <w:r>
+              <w:t xml:space="preserve"> solves iℏ∂ₜψ̃ = (p²/2m)ψ̃.</w:t>
             </w:r>
           </w:p>
         </w:tc>
@@ -2797,7 +3025,13 @@
           </w:tcPr>
           <w:p>
             <w:r>
-              <w:t>For a particle with ψ̃(p,0) = C for |p| &lt; P and 0 otherwise (a momentum-space square pulse), find ψ(x,0) using the Fourier transform, and comment on its spatial extent.</w:t>
+              <w:rPr>
+                <w:b/>
+              </w:rPr>
+              <w:t>Core.</w:t>
+            </w:r>
+            <w:r>
+              <w:t xml:space="preserve"> For a particle with ψ̃(p,0) = C for |p| &lt; P and 0 otherwise (a momentum-space square pulse), find ψ(x,0) using the Fourier transform, and comment on its spatial extent.</w:t>
             </w:r>
           </w:p>
         </w:tc>
@@ -2833,7 +3067,13 @@
           </w:tcPr>
           <w:p>
             <w:r>
-              <w:t>Show that the propagator K(x,t;x′,0) of Section 5.1 satisfies K(x,0;x′,0) → δ(x−x′) in the limit t → 0⁺ (you may state this qualitatively, citing the increasingly rapid oscillation of the phase away from x = x′).</w:t>
+              <w:rPr>
+                <w:b/>
+              </w:rPr>
+              <w:t>Extension.</w:t>
+            </w:r>
+            <w:r>
+              <w:t xml:space="preserve"> Show that the propagator K(x,t;x′,0) of Section 5.1 satisfies K(x,0;x′,0) → δ(x−x′) in the limit t → 0⁺ (you may state this qualitatively, citing the increasingly rapid oscillation of the phase away from x = x′).</w:t>
             </w:r>
           </w:p>
         </w:tc>
@@ -2871,7 +3111,13 @@
           </w:tcPr>
           <w:p>
             <w:r>
-              <w:t>Use the propagator to write ψ(x,t) for an initial delta-function state ψ(x,0) = δ(x−x₀), and compare the result with K itself.</w:t>
+              <w:rPr>
+                <w:b/>
+              </w:rPr>
+              <w:t>Core.</w:t>
+            </w:r>
+            <w:r>
+              <w:t xml:space="preserve"> Use the propagator to write ψ(x,t) for an initial delta-function state ψ(x,0) = δ(x−x₀), and compare the result with K itself.</w:t>
             </w:r>
           </w:p>
         </w:tc>
@@ -2907,7 +3153,13 @@
           </w:tcPr>
           <w:p>
             <w:r>
-              <w:t>Verify [x̂,p̂] = iℏ using x̂ = iℏd/dp and p̂ = p (multiplication) directly, without reference to position space.</w:t>
+              <w:rPr>
+                <w:b/>
+              </w:rPr>
+              <w:t>Core.</w:t>
+            </w:r>
+            <w:r>
+              <w:t xml:space="preserve"> Verify [x̂,p̂] = iℏ using x̂ = iℏd/dp and p̂ = p (multiplication) directly, without reference to position space.</w:t>
             </w:r>
           </w:p>
         </w:tc>
@@ -2945,7 +3197,22 @@
           </w:tcPr>
           <w:p>
             <w:r>
-              <w:t>Find σₓσₚ for ψ(x) = A e^(−|x|/b) of Lesson 10, Exercise 1, using ψ̃(p) = 2Ab/(1+(pb/ℏ)²) (a Lorentzian; you may quote this transform), and show the product exceeds ℏ/2, consistent with Section 4.2.</w:t>
+              <w:rPr>
+                <w:b/>
+              </w:rPr>
+              <w:t>Extension.</w:t>
+            </w:r>
+            <w:r>
+              <w:t xml:space="preserve"> Find σₓσₚ for ψ(x) = A e</w:t>
+            </w:r>
+            <w:r>
+              <w:rPr>
+                <w:vertAlign w:val="superscript"/>
+              </w:rPr>
+              <w:t>−|x|/b</w:t>
+            </w:r>
+            <w:r>
+              <w:t xml:space="preserve"> of Lesson 10, Exercise 1, using ψ̃(p) = 2Ab/(1+(pb/ℏ)²) (a Lorentzian; you may quote this transform), and show the product exceeds ℏ/2, consistent with Section 4.2.</w:t>
             </w:r>
           </w:p>
         </w:tc>
@@ -2981,7 +3248,13 @@
           </w:tcPr>
           <w:p>
             <w:r>
-              <w:t>Derive φ̃₀(p) for the oscillator directly from âφ̃₀ = 0 in the momentum representation, filling in the steps only sketched in Section 6.2.</w:t>
+              <w:rPr>
+                <w:b/>
+              </w:rPr>
+              <w:t>Extension.</w:t>
+            </w:r>
+            <w:r>
+              <w:t xml:space="preserve"> Derive φ̃₀(p) for the oscillator directly from âφ̃₀ = 0 in the momentum representation, filling in the steps only sketched in Section 6.2.</w:t>
             </w:r>
           </w:p>
         </w:tc>
@@ -3019,7 +3292,22 @@
           </w:tcPr>
           <w:p>
             <w:r>
-              <w:t>Show that ⟨p|p′⟩ = 2πℏδ(p−p′) using the plane-wave overlap ∫dx e^(i(p′−p)x/ℏ) and the delta-function representation of Lesson 2, Section 5.4.</w:t>
+              <w:rPr>
+                <w:b/>
+              </w:rPr>
+              <w:t>Core.</w:t>
+            </w:r>
+            <w:r>
+              <w:t xml:space="preserve"> Show that ⟨p|p′⟩ = 2πℏδ(p−p′) using the plane-wave overlap ∫dx e</w:t>
+            </w:r>
+            <w:r>
+              <w:rPr>
+                <w:vertAlign w:val="superscript"/>
+              </w:rPr>
+              <w:t>i(p′−p)x/ℏ</w:t>
+            </w:r>
+            <w:r>
+              <w:t xml:space="preserve"> and the delta-function representation of Lesson 2, Section 5.4.</w:t>
             </w:r>
           </w:p>
         </w:tc>
@@ -3055,7 +3343,22 @@
           </w:tcPr>
           <w:p>
             <w:r>
-              <w:t>Using ⟨x|p⟩ = e^(ipx/ℏ), verify ∫dp/2πℏ |p⟩⟨p| = I formally by showing its action on ψ(x) reproduces ψ(x) via the Fourier inversion formula.</w:t>
+              <w:rPr>
+                <w:b/>
+              </w:rPr>
+              <w:t>Core.</w:t>
+            </w:r>
+            <w:r>
+              <w:t xml:space="preserve"> Using ⟨x|p⟩ = e</w:t>
+            </w:r>
+            <w:r>
+              <w:rPr>
+                <w:vertAlign w:val="superscript"/>
+              </w:rPr>
+              <w:t>ipx/ℏ</w:t>
+            </w:r>
+            <w:r>
+              <w:t>, verify ∫dp/2πℏ |p⟩⟨p| = I formally by showing its action on ψ(x) reproduces ψ(x) via the Fourier inversion formula.</w:t>
             </w:r>
           </w:p>
         </w:tc>
@@ -3093,7 +3396,13 @@
           </w:tcPr>
           <w:p>
             <w:r>
-              <w:t>For the oscillator excited state |1⟩, find φ̃₁(p) by applying the momentum-space raising operator to φ̃₀(p), and verify it is orthogonal to φ̃₀(p).</w:t>
+              <w:rPr>
+                <w:b/>
+              </w:rPr>
+              <w:t>Core.</w:t>
+            </w:r>
+            <w:r>
+              <w:t xml:space="preserve"> For the oscillator excited state |1⟩, find φ̃₁(p) by applying the momentum-space raising operator to φ̃₀(p), and verify it is orthogonal to φ̃₀(p).</w:t>
             </w:r>
           </w:p>
         </w:tc>
@@ -3129,7 +3438,13 @@
           </w:tcPr>
           <w:p>
             <w:r>
-              <w:t>Show that the free-particle propagator satisfies K(x,t;x′,0) = K(x′,−t;x,0)*, and interpret this as time-reversal symmetry of free-particle propagation.</w:t>
+              <w:rPr>
+                <w:b/>
+              </w:rPr>
+              <w:t>Extension.</w:t>
+            </w:r>
+            <w:r>
+              <w:t xml:space="preserve"> Show that the free-particle propagator satisfies K(x,t;x′,0) = K(x′,−t;x,0)*, and interpret this as time-reversal symmetry of free-particle propagation.</w:t>
             </w:r>
           </w:p>
         </w:tc>
@@ -3167,7 +3482,13 @@
           </w:tcPr>
           <w:p>
             <w:r>
-              <w:t>Challenge: use the momentum-space free Schrödinger equation to show that the exact time evolution of the Gaussian packet in Worked example 3 has σₓ(t)² = σₓ(0)² + (ℏt/(2mσₓ(0)))², and verify this matches the a(t) formula of Lesson 12 with σₓ(0) = a/√2.</w:t>
+              <w:rPr>
+                <w:b/>
+              </w:rPr>
+              <w:t>Challenge.</w:t>
+            </w:r>
+            <w:r>
+              <w:t xml:space="preserve"> Use the momentum-space free Schrödinger equation to show that the exact time evolution of the Gaussian packet in Worked example 3 has σₓ(t)² = σₓ(0)² + (ℏt/(2mσₓ(0)))², and verify this matches the a(t) formula of Lesson 12 with σₓ(0) = a/√2.</w:t>
             </w:r>
           </w:p>
         </w:tc>
@@ -3184,6 +3505,14 @@
     <w:p>
       <w:r>
         <w:rPr>
+          <w:i/>
+        </w:rPr>
+        <w:t>Attempt each exercise before reading its solution. If you are stuck, read only the first sentence of the solution, then try again.</w:t>
+      </w:r>
+    </w:p>
+    <w:p>
+      <w:r>
+        <w:rPr>
           <w:b/>
         </w:rPr>
         <w:t>1.</w:t>
@@ -3192,7 +3521,97 @@
         <w:t xml:space="preserve"> </w:t>
       </w:r>
       <w:r>
-        <w:t>ψ̃(p) = (πa²)^(−1/4)∫e^(−x²/2a²)e^(−ipx/ℏ)dx = (πa²)^(−1/4)√(2πa²) e^(−a²p²/2ℏ²) = (4πa²)^(1/4)e^(−a²p²/2ℏ²), matching the lesson body. Checking normalization: ∫(dp/2πℏ)|ψ̃|² = (4πa²)^(1/2)/(2πℏ) ∫e^(−a²p²/ℏ²)dp = (4πa²)^(1/2)/(2πℏ) × √π ℏ/a = 1, confirming the normalization.</w:t>
+        <w:t>ψ̃(p) = (πa²)</w:t>
+      </w:r>
+      <w:r>
+        <w:rPr>
+          <w:vertAlign w:val="superscript"/>
+        </w:rPr>
+        <w:t>−1/4</w:t>
+      </w:r>
+      <w:r>
+        <w:t>∫e</w:t>
+      </w:r>
+      <w:r>
+        <w:rPr>
+          <w:vertAlign w:val="superscript"/>
+        </w:rPr>
+        <w:t>−x²/2a²</w:t>
+      </w:r>
+      <w:r>
+        <w:t>e</w:t>
+      </w:r>
+      <w:r>
+        <w:rPr>
+          <w:vertAlign w:val="superscript"/>
+        </w:rPr>
+        <w:t>−ipx/ℏ</w:t>
+      </w:r>
+      <w:r>
+        <w:t>dx = (πa²)</w:t>
+      </w:r>
+      <w:r>
+        <w:rPr>
+          <w:vertAlign w:val="superscript"/>
+        </w:rPr>
+        <w:t>−1/4</w:t>
+      </w:r>
+      <w:r>
+        <w:t>√(2πa²) e</w:t>
+      </w:r>
+      <w:r>
+        <w:rPr>
+          <w:vertAlign w:val="superscript"/>
+        </w:rPr>
+        <w:t>−a²p²/2ℏ²</w:t>
+      </w:r>
+      <w:r>
+        <w:t xml:space="preserve"> = (4πa²)</w:t>
+      </w:r>
+      <w:r>
+        <w:rPr>
+          <w:vertAlign w:val="superscript"/>
+        </w:rPr>
+        <w:t>1/4</w:t>
+      </w:r>
+      <w:r>
+        <w:t>e</w:t>
+      </w:r>
+      <w:r>
+        <w:rPr>
+          <w:vertAlign w:val="superscript"/>
+        </w:rPr>
+        <w:t>−a²p²/2ℏ²</w:t>
+      </w:r>
+      <w:r>
+        <w:t>, matching the lesson body. Checking normalization: ∫(dp/2πℏ)|ψ̃|² = (4πa²)</w:t>
+      </w:r>
+      <w:r>
+        <w:rPr>
+          <w:vertAlign w:val="superscript"/>
+        </w:rPr>
+        <w:t>1/2</w:t>
+      </w:r>
+      <w:r>
+        <w:t>/(2πℏ) ∫e</w:t>
+      </w:r>
+      <w:r>
+        <w:rPr>
+          <w:vertAlign w:val="superscript"/>
+        </w:rPr>
+        <w:t>−a²p²/ℏ²</w:t>
+      </w:r>
+      <w:r>
+        <w:t>dp = (4πa²)</w:t>
+      </w:r>
+      <w:r>
+        <w:rPr>
+          <w:vertAlign w:val="superscript"/>
+        </w:rPr>
+        <w:t>1/2</w:t>
+      </w:r>
+      <w:r>
+        <w:t>/(2πℏ) × √π ℏ/a = 1, confirming the normalization.</w:t>
       </w:r>
     </w:p>
     <w:p>
@@ -3206,7 +3625,34 @@
         <w:t xml:space="preserve"> </w:t>
       </w:r>
       <w:r>
-        <w:t>ψ̃(p) = ∫₀^L √(2/L)sin(πx/L)e^(−ipx/ℏ)dx. Writing sin(πx/L) as a combination of e^(±iπx/L), the integral picks out momenta near p = ±πℏ/L, giving a two-lobed distribution peaked at these values; these are the two momenta ±ℏk with k = π/L whose superposition, as noted in Worked example 3 of Lesson 10's discussion of real wave functions, forms the standing wave in the well.</w:t>
+        <w:t>ψ̃(p) = ∫₀</w:t>
+      </w:r>
+      <w:r>
+        <w:rPr>
+          <w:vertAlign w:val="superscript"/>
+        </w:rPr>
+        <w:t>L</w:t>
+      </w:r>
+      <w:r>
+        <w:t xml:space="preserve"> √(2/L)sin(πx/L)e</w:t>
+      </w:r>
+      <w:r>
+        <w:rPr>
+          <w:vertAlign w:val="superscript"/>
+        </w:rPr>
+        <w:t>−ipx/ℏ</w:t>
+      </w:r>
+      <w:r>
+        <w:t>dx. Writing sin(πx/L) as a combination of e</w:t>
+      </w:r>
+      <w:r>
+        <w:rPr>
+          <w:vertAlign w:val="superscript"/>
+        </w:rPr>
+        <w:t>±iπx/L</w:t>
+      </w:r>
+      <w:r>
+        <w:t>, the integral picks out momenta near p = ±πℏ/L, giving a two-lobed distribution peaked at these values; these are the two momenta ±ℏk with k = π/L whose superposition, as noted in Worked example 3 of Lesson 10's discussion of real wave functions, forms the standing wave in the well.</w:t>
       </w:r>
     </w:p>
     <w:p>
@@ -3234,7 +3680,25 @@
         <w:t xml:space="preserve"> </w:t>
       </w:r>
       <w:r>
-        <w:t>∂ψ/∂p′ inside the integral is not directly x; instead consider iℏ∂ψ̃/∂p = iℏ∫dx ψ(x)(−ix/ℏ)e^(−ipx/ℏ) = ∫dx (xψ(x))e^(−ipx/ℏ), which is exactly the Fourier transform of xψ(x). Since the Fourier transform of xψ(x) is, by definition, the momentum-space representative of x̂ψ(x), this confirms x̂ acts as iℏd/dp on ψ̃(p).</w:t>
+        <w:t>∂ψ/∂p′ inside the integral is not directly x; instead consider iℏ∂ψ̃/∂p = iℏ∫dx ψ(x)(−ix/ℏ)e</w:t>
+      </w:r>
+      <w:r>
+        <w:rPr>
+          <w:vertAlign w:val="superscript"/>
+        </w:rPr>
+        <w:t>−ipx/ℏ</w:t>
+      </w:r>
+      <w:r>
+        <w:t xml:space="preserve"> = ∫dx (xψ(x))e</w:t>
+      </w:r>
+      <w:r>
+        <w:rPr>
+          <w:vertAlign w:val="superscript"/>
+        </w:rPr>
+        <w:t>−ipx/ℏ</w:t>
+      </w:r>
+      <w:r>
+        <w:t>, which is exactly the Fourier transform of xψ(x). Since the Fourier transform of xψ(x) is, by definition, the momentum-space representative of x̂ψ(x), this confirms x̂ acts as iℏd/dp on ψ̃(p).</w:t>
       </w:r>
     </w:p>
     <w:p>
@@ -3248,7 +3712,16 @@
         <w:t xml:space="preserve"> </w:t>
       </w:r>
       <w:r>
-        <w:t>∂ₜψ̃ = ψ̃(p,0)(−ip²/2mℏ)e^(−ip²t/2mℏ) = −(ip²/2mℏ)ψ̃(p,t). Multiplying by iℏ gives iℏ∂ₜψ̃ = (p²/2m)ψ̃(p,t), as required.</w:t>
+        <w:t>∂ₜψ̃ = ψ̃(p,0)(−ip²/2mℏ)e</w:t>
+      </w:r>
+      <w:r>
+        <w:rPr>
+          <w:vertAlign w:val="superscript"/>
+        </w:rPr>
+        <w:t>−ip²t/2mℏ</w:t>
+      </w:r>
+      <w:r>
+        <w:t xml:space="preserve"> = −(ip²/2mℏ)ψ̃(p,t). Multiplying by iℏ gives iℏ∂ₜψ̃ = (p²/2m)ψ̃(p,t), as required.</w:t>
       </w:r>
     </w:p>
     <w:p>
@@ -3262,7 +3735,49 @@
         <w:t xml:space="preserve"> </w:t>
       </w:r>
       <w:r>
-        <w:t>ψ(x,0) = ∫_(−P)^P (dp/2πℏ) C e^(ipx/ℏ) = (C/2πℏ) × (ℏ/ix)[e^(iPx/ℏ)−e^(−iPx/ℏ)] = (C/πx)sin(Px/ℏ), a sinc-function shape, spread over a spatial scale ~ ℏ/P: a sharply confined momentum distribution (all |p| &lt; P) produces a spatially extended wave function, the reciprocal relationship of Section 4 in an extreme, non-Gaussian example.</w:t>
+        <w:t>ψ(x,0) = ∫</w:t>
+      </w:r>
+      <w:r>
+        <w:rPr>
+          <w:vertAlign w:val="subscript"/>
+        </w:rPr>
+        <w:t>−P</w:t>
+      </w:r>
+      <w:r>
+        <w:rPr>
+          <w:vertAlign w:val="superscript"/>
+        </w:rPr>
+        <w:t>P</w:t>
+      </w:r>
+      <w:r>
+        <w:t xml:space="preserve"> (dp/2πℏ) C e</w:t>
+      </w:r>
+      <w:r>
+        <w:rPr>
+          <w:vertAlign w:val="superscript"/>
+        </w:rPr>
+        <w:t>ipx/ℏ</w:t>
+      </w:r>
+      <w:r>
+        <w:t xml:space="preserve"> = (C/2πℏ) × (ℏ/ix)[e</w:t>
+      </w:r>
+      <w:r>
+        <w:rPr>
+          <w:vertAlign w:val="superscript"/>
+        </w:rPr>
+        <w:t>iPx/ℏ</w:t>
+      </w:r>
+      <w:r>
+        <w:t>−e</w:t>
+      </w:r>
+      <w:r>
+        <w:rPr>
+          <w:vertAlign w:val="superscript"/>
+        </w:rPr>
+        <w:t>−iPx/ℏ</w:t>
+      </w:r>
+      <w:r>
+        <w:t>] = (C/πx)sin(Px/ℏ), a sinc-function shape, spread over a spatial scale ~ ℏ/P: a sharply confined momentum distribution (all |p| &lt; P) produces a spatially extended wave function, the reciprocal relationship of Section 4 in an extreme, non-Gaussian example.</w:t>
       </w:r>
     </w:p>
     <w:p>
@@ -3332,7 +3847,16 @@
         <w:t xml:space="preserve"> </w:t>
       </w:r>
       <w:r>
-        <w:t>In momentum space, â = √(mω₀/2ℏ)(x̂+ip̂/mω₀) = √(mω₀/2ℏ)(iℏd/dp + ip/mω₀). Setting âφ̃₀ = 0 gives iℏφ̃₀′ = −(ip/mω₀)φ̃₀, that is φ̃₀′/φ̃₀ = −p/(mℏω₀), integrating to φ̃₀(p) ∝ e^(−p²/2mℏω₀), matching the quoted result after normalization.</w:t>
+        <w:t>In momentum space, â = √(mω₀/2ℏ)(x̂+ip̂/mω₀) = √(mω₀/2ℏ)(iℏd/dp + ip/mω₀). Setting âφ̃₀ = 0 gives iℏφ̃₀′ = −(ip/mω₀)φ̃₀, that is φ̃₀′/φ̃₀ = −p/(mℏω₀), integrating to φ̃₀(p) ∝ e</w:t>
+      </w:r>
+      <w:r>
+        <w:rPr>
+          <w:vertAlign w:val="superscript"/>
+        </w:rPr>
+        <w:t>−p²/2mℏω₀</w:t>
+      </w:r>
+      <w:r>
+        <w:t>, matching the quoted result after normalization.</w:t>
       </w:r>
     </w:p>
     <w:p>
@@ -3346,7 +3870,52 @@
         <w:t xml:space="preserve"> </w:t>
       </w:r>
       <w:r>
-        <w:t>⟨p|p′⟩ = ∫dx e^(−ipx/ℏ)e^(ip′x/ℏ) = ∫dx e^(i(p′−p)x/ℏ). Substituting k = (p′−p)/ℏ into Lesson 2's ∫dk e^(ikx)... rearranged, ∫dx e^(i(p′−p)x/ℏ) = 2πℏ δ(p′−p), using the delta-function identity of Lesson 2 with the variable rescaled by ℏ.</w:t>
+        <w:t>⟨p|p′⟩ = ∫dx e</w:t>
+      </w:r>
+      <w:r>
+        <w:rPr>
+          <w:vertAlign w:val="superscript"/>
+        </w:rPr>
+        <w:t>−ipx/ℏ</w:t>
+      </w:r>
+      <w:r>
+        <w:t>e</w:t>
+      </w:r>
+      <w:r>
+        <w:rPr>
+          <w:vertAlign w:val="superscript"/>
+        </w:rPr>
+        <w:t>ip′x/ℏ</w:t>
+      </w:r>
+      <w:r>
+        <w:t xml:space="preserve"> = ∫dx e</w:t>
+      </w:r>
+      <w:r>
+        <w:rPr>
+          <w:vertAlign w:val="superscript"/>
+        </w:rPr>
+        <w:t>i(p′−p)x/ℏ</w:t>
+      </w:r>
+      <w:r>
+        <w:t>. Substituting k = (p′−p)/ℏ into Lesson 2's ∫dk e</w:t>
+      </w:r>
+      <w:r>
+        <w:rPr>
+          <w:vertAlign w:val="superscript"/>
+        </w:rPr>
+        <w:t>ikx</w:t>
+      </w:r>
+      <w:r>
+        <w:t>... rearranged, ∫dx e</w:t>
+      </w:r>
+      <w:r>
+        <w:rPr>
+          <w:vertAlign w:val="superscript"/>
+        </w:rPr>
+        <w:t>i(p′−p)x/ℏ</w:t>
+      </w:r>
+      <w:r>
+        <w:t xml:space="preserve"> = 2πℏ δ(p′−p), using the delta-function identity of Lesson 2 with the variable rescaled by ℏ.</w:t>
       </w:r>
     </w:p>
     <w:p>
@@ -3360,7 +3929,25 @@
         <w:t xml:space="preserve"> </w:t>
       </w:r>
       <w:r>
-        <w:t>(∫dp/2πℏ |p⟩⟨p|)ψ acting in position space gives ∫dp/2πℏ e^(ipx/ℏ)⟨p|ψ⟩ = ∫dp/2πℏ e^(ipx/ℏ)ψ̃(p) = ψ(x) by the inverse Fourier transform formula of Section 1.1, confirming the resolution of the identity.</w:t>
+        <w:t>(∫dp/2πℏ |p⟩⟨p|)ψ acting in position space gives ∫dp/2πℏ e</w:t>
+      </w:r>
+      <w:r>
+        <w:rPr>
+          <w:vertAlign w:val="superscript"/>
+        </w:rPr>
+        <w:t>ipx/ℏ</w:t>
+      </w:r>
+      <w:r>
+        <w:t>⟨p|ψ⟩ = ∫dp/2πℏ e</w:t>
+      </w:r>
+      <w:r>
+        <w:rPr>
+          <w:vertAlign w:val="superscript"/>
+        </w:rPr>
+        <w:t>ipx/ℏ</w:t>
+      </w:r>
+      <w:r>
+        <w:t>ψ̃(p) = ψ(x) by the inverse Fourier transform formula of Section 1.1, confirming the resolution of the identity.</w:t>
       </w:r>
     </w:p>
     <w:p>
@@ -3374,7 +3961,25 @@
         <w:t xml:space="preserve"> </w:t>
       </w:r>
       <w:r>
-        <w:t>â† acting on φ̃₀(p) in momentum space is √(mω₀/2ℏ)(iℏd/dp − ip/mω₀) applied to e^(−p²/2mℏω₀), giving a result proportional to p e^(−p²/2mℏω₀), an odd function of p. Since φ̃₀(p) is even, the overlap ∫(dp/2πℏ)φ̃₀*(p)φ̃₁(p), an even times an odd function, integrates to zero: orthogonal, as required for distinct energy eigenstates (Lesson 11, Exercise 9).</w:t>
+        <w:t>â† acting on φ̃₀(p) in momentum space is √(mω₀/2ℏ)(iℏd/dp − ip/mω₀) applied to e</w:t>
+      </w:r>
+      <w:r>
+        <w:rPr>
+          <w:vertAlign w:val="superscript"/>
+        </w:rPr>
+        <w:t>−p²/2mℏω₀</w:t>
+      </w:r>
+      <w:r>
+        <w:t>, giving a result proportional to p e</w:t>
+      </w:r>
+      <w:r>
+        <w:rPr>
+          <w:vertAlign w:val="superscript"/>
+        </w:rPr>
+        <w:t>−p²/2mℏω₀</w:t>
+      </w:r>
+      <w:r>
+        <w:t>, an odd function of p. Since φ̃₀(p) is even, the overlap ∫(dp/2πℏ)φ̃₀*(p)φ̃₁(p), an even times an odd function, integrates to zero: orthogonal, as required for distinct energy eigenstates (Lesson 11, Exercise 9).</w:t>
       </w:r>
     </w:p>
     <w:p>
@@ -3388,7 +3993,25 @@
         <w:t xml:space="preserve"> </w:t>
       </w:r>
       <w:r>
-        <w:t>K(x′,−t;x,0) = √(m/(2πiℏ(−t))) e^(im(x′−x)²/2ℏ(−t)) = √(m/(−2πiℏt)) e^(−im(x−x′)²/2ℏt). Taking the complex conjugate flips the sign in the exponent's i and, with care for the branch of the square root, reproduces K(x,t;x′,0): free propagation forward by t and the conjugated, time-reversed propagation are consistent, reflecting that the free Schrödinger equation is invariant under combined time reversal and complex conjugation.</w:t>
+        <w:t>K(x′,−t;x,0) = √(m/(2πiℏ(−t))) e</w:t>
+      </w:r>
+      <w:r>
+        <w:rPr>
+          <w:vertAlign w:val="superscript"/>
+        </w:rPr>
+        <w:t>im(x′−x)²/2ℏ(−t)</w:t>
+      </w:r>
+      <w:r>
+        <w:t xml:space="preserve"> = √(m/(−2πiℏt)) e</w:t>
+      </w:r>
+      <w:r>
+        <w:rPr>
+          <w:vertAlign w:val="superscript"/>
+        </w:rPr>
+        <w:t>−im(x−x′)²/2ℏt</w:t>
+      </w:r>
+      <w:r>
+        <w:t>. Taking the complex conjugate flips the sign in the exponent's i and, with care for the branch of the square root, reproduces K(x,t;x′,0): free propagation forward by t and the conjugated, time-reversed propagation are consistent, reflecting that the free Schrödinger equation is invariant under combined time reversal and complex conjugation.</w:t>
       </w:r>
     </w:p>
     <w:p>
@@ -3402,7 +4025,16 @@
         <w:t xml:space="preserve"> </w:t>
       </w:r>
       <w:r>
-        <w:t>From ψ̃(p,t) = ψ̃(p,0)e^(−ip²t/2mℏ), the position-space packet is obtained by Fourier transform; carrying out the same completed-square Gaussian integral as in Worked example 3 with the complex width a²+iℏt/m, and translating to σₓ(0) = a/√2, gives |σₓ(t)|² = σₓ(0)²(1+(ℏt/2mσₓ(0)²)²) = σₓ(0)² + (ℏt/(2mσₓ(0)))², matching the stated form and, after substituting σₓ(0) = a/√2, reproducing a(t)² = a²(1+(ℏt/ma²)²) of Lesson 12 term by term.</w:t>
+        <w:t>From ψ̃(p,t) = ψ̃(p,0)e</w:t>
+      </w:r>
+      <w:r>
+        <w:rPr>
+          <w:vertAlign w:val="superscript"/>
+        </w:rPr>
+        <w:t>−ip²t/2mℏ</w:t>
+      </w:r>
+      <w:r>
+        <w:t>, the position-space packet is obtained by Fourier transform; carrying out the same completed-square Gaussian integral as in Worked example 3 with the complex width a²+iℏt/m, and translating to σₓ(0) = a/√2, gives |σₓ(t)|² = σₓ(0)²(1+(ℏt/2mσₓ(0)²)²) = σₓ(0)² + (ℏt/(2mσₓ(0)))², matching the stated form and, after substituting σₓ(0) = a/√2, reproducing a(t)² = a²(1+(ℏt/ma²)²) of Lesson 12 term by term.</w:t>
       </w:r>
     </w:p>
     <w:p>
@@ -3410,71 +4042,12 @@
         <w:pStyle w:val="Heading2"/>
       </w:pPr>
       <w:r>
-        <w:t>Mastery checklist</w:t>
+        <w:t>Mastery check</w:t>
       </w:r>
     </w:p>
     <w:p>
-      <w:pPr>
-        <w:pStyle w:val="ListBullet"/>
-      </w:pPr>
       <w:r>
-        <w:t>I can compute the momentum-space wave function of a given ψ(x) using the Fourier convention of this lesson.</w:t>
-      </w:r>
-    </w:p>
-    <w:p>
-      <w:pPr>
-        <w:pStyle w:val="ListBullet"/>
-      </w:pPr>
-      <w:r>
-        <w:t>I can state the Born rule for momentum and compute ⟨p̂⟩ and ⟨p̂²⟩ from ψ̃(p) directly.</w:t>
-      </w:r>
-    </w:p>
-    <w:p>
-      <w:pPr>
-        <w:pStyle w:val="ListBullet"/>
-      </w:pPr>
-      <w:r>
-        <w:t>I can write and solve the free Schrödinger equation in momentum space.</w:t>
-      </w:r>
-    </w:p>
-    <w:p>
-      <w:pPr>
-        <w:pStyle w:val="ListBullet"/>
-      </w:pPr>
-      <w:r>
-        <w:t>I can derive σₓσₚ ≥ ℏ/2 from the reciprocal-width property of the Fourier transform, and I know the Gaussian saturates it.</w:t>
-      </w:r>
-    </w:p>
-    <w:p>
-      <w:pPr>
-        <w:pStyle w:val="ListBullet"/>
-      </w:pPr>
-      <w:r>
-        <w:t>I can write down the free-particle propagator and explain what it represents physically.</w:t>
-      </w:r>
-    </w:p>
-    <w:p>
-      <w:pPr>
-        <w:pStyle w:val="ListBullet"/>
-      </w:pPr>
-      <w:r>
-        <w:t>I can find the momentum-space representation of a simple bound state, such as the oscillator ground state.</w:t>
-      </w:r>
-    </w:p>
-    <w:p>
-      <w:pPr>
-        <w:pStyle w:val="ListBullet"/>
-      </w:pPr>
-      <w:r>
-        <w:t>I can state ⟨x|p⟩ = e^(ipx/ℏ) and use it to move between representations.</w:t>
-      </w:r>
-    </w:p>
-    <w:p>
-      <w:pPr>
-        <w:pStyle w:val="ListBullet"/>
-      </w:pPr>
-      <w:r>
-        <w:t>I can explain, without hesitation, why position and momentum space are equally valid and physically equivalent descriptions of the same state.</w:t>
+        <w:t>Before moving on, do the Core exercises without looking at the solutions and state this lesson's main result from memory. If both go smoothly, continue; if not, reread the sections the missed exercises cite.</w:t>
       </w:r>
     </w:p>
     <w:p>
@@ -3526,7 +4099,7 @@
         <w:color w:val="5A5A5A"/>
         <w:sz w:val="16"/>
       </w:rPr>
-      <w:t>QED Course   Lesson 13</w:t>
+      <w:t>A QED Course   Lesson 13</w:t>
     </w:r>
   </w:p>
 </w:hdr>
